--- a/flow/20230927_hours/drafts/2024-03-u/03.03.docx
+++ b/flow/20230927_hours/drafts/2024-03-u/03.03.docx
@@ -1504,23 +1504,28 @@
       </w:r>
     </w:p>
     <w:p>
-      <w:pPr>
-        <w:spacing w:line="240" w:lineRule="auto"/>
-        <w:rPr>
-          <w:rFonts w:ascii="Times New Roman" w:hAnsi="Times New Roman"/>
-          <w:i/>
-          <w:color w:val="FF0000"/>
-          <w:sz w:val="24"/>
-        </w:rPr>
-      </w:pPr>
-      <w:r>
-        <w:rPr>
-          <w:rFonts w:ascii="Times New Roman" w:hAnsi="Times New Roman"/>
-          <w:i/>
-          <w:color w:val="FF0000"/>
-          <w:sz w:val="24"/>
-        </w:rPr>
-        <w:t>Тропар</w:t>
+      <w:r>
+        <w:rPr>
+          <w:rFonts w:ascii="Times New Roman" w:hAnsi="Times New Roman"/>
+          <w:i/>
+          <w:color w:val="FF0000"/>
+          <w:sz w:val="24"/>
+        </w:rPr>
+        <w:t>Тропар (г. 6):</w:t>
+      </w:r>
+      <w:r>
+        <w:rPr>
+          <w:rFonts w:ascii="Times New Roman" w:hAnsi="Times New Roman"/>
+          <w:sz w:val="24"/>
+        </w:rPr>
+        <w:t xml:space="preserve"> Ангельські сили на гробі Т</w:t>
+      </w:r>
+      <w:r>
+        <w:rPr>
+          <w:rFonts w:ascii="Times New Roman" w:hAnsi="Times New Roman"/>
+          <w:sz w:val="24"/>
+        </w:rPr>
+        <w:t>воїм * і ті, що стерегли, змертвіли * і стояла Марія у гробі, * шукаючи пречистого тіла твого. * Полонив Ти ада, та не спокусився ним, * зустрів єси Діву, даруючи життя. * Воскреслий з мертвих Господи, слава Тобі.</w:t>
       </w:r>
     </w:p>
     <w:p>
@@ -1964,22 +1969,47 @@
       </w:r>
     </w:p>
     <w:p>
-      <w:pPr>
-        <w:spacing w:line="240" w:lineRule="auto"/>
-        <w:rPr>
-          <w:rFonts w:ascii="Times New Roman" w:hAnsi="Times New Roman"/>
-          <w:i/>
-          <w:sz w:val="24"/>
-        </w:rPr>
-      </w:pPr>
-      <w:r>
-        <w:rPr>
-          <w:rFonts w:ascii="Times New Roman" w:hAnsi="Times New Roman"/>
-          <w:i/>
-          <w:color w:val="FF0000"/>
-          <w:sz w:val="24"/>
-        </w:rPr>
-        <w:t xml:space="preserve">Кондак </w:t>
+      <w:r>
+        <w:rPr>
+          <w:rFonts w:ascii="Times New Roman" w:hAnsi="Times New Roman"/>
+          <w:i/>
+          <w:color w:val="FF4400"/>
+          <w:sz w:val="24"/>
+        </w:rPr>
+        <w:t>Кондак (г. 3):</w:t>
+      </w:r>
+      <w:r>
+        <w:rPr>
+          <w:rFonts w:ascii="Times New Roman" w:hAnsi="Times New Roman"/>
+          <w:i/>
+          <w:color w:val="FF0000"/>
+          <w:sz w:val="24"/>
+        </w:rPr>
+        <w:t xml:space="preserve"> </w:t>
+      </w:r>
+      <w:r>
+        <w:rPr>
+          <w:rFonts w:ascii="Times New Roman" w:hAnsi="Times New Roman"/>
+          <w:color w:val="333333"/>
+          <w:sz w:val="24"/>
+        </w:rPr>
+        <w:t xml:space="preserve">Від батьківської слави Твоєї я віддалився безумно,* у злому я розтратив багатство, яке передав Ти мені.* Тому Тобі блудного голос приношу:* Согрішив я перед Тобою, Отче щедрий, прийми мене – каюся,* і вчини мене, як одного з </w:t>
+      </w:r>
+      <w:r>
+        <w:rPr>
+          <w:rFonts w:ascii="Times New Roman" w:hAnsi="Times New Roman"/>
+          <w:color w:val="333333"/>
+          <w:sz w:val="24"/>
+        </w:rPr>
+        <w:t>наємників</w:t>
+      </w:r>
+      <w:r>
+        <w:rPr>
+          <w:rFonts w:ascii="Times New Roman" w:hAnsi="Times New Roman"/>
+          <w:color w:val="333333"/>
+          <w:sz w:val="24"/>
+        </w:rPr>
+        <w:t xml:space="preserve"> Твоїх.</w:t>
       </w:r>
     </w:p>
     <w:p>
@@ -4440,23 +4470,28 @@
       </w:r>
     </w:p>
     <w:p>
-      <w:pPr>
-        <w:spacing w:line="240" w:lineRule="auto"/>
-        <w:rPr>
-          <w:rFonts w:ascii="Times New Roman" w:hAnsi="Times New Roman"/>
-          <w:i/>
-          <w:color w:val="FF0000"/>
-          <w:sz w:val="24"/>
-        </w:rPr>
-      </w:pPr>
-      <w:r>
-        <w:rPr>
-          <w:rFonts w:ascii="Times New Roman" w:hAnsi="Times New Roman"/>
-          <w:i/>
-          <w:color w:val="FF0000"/>
-          <w:sz w:val="24"/>
-        </w:rPr>
-        <w:t xml:space="preserve">Тропар </w:t>
+      <w:r>
+        <w:rPr>
+          <w:rFonts w:ascii="Times New Roman" w:hAnsi="Times New Roman"/>
+          <w:i/>
+          <w:color w:val="FF0000"/>
+          <w:sz w:val="24"/>
+        </w:rPr>
+        <w:t>Тропар (г. 6):</w:t>
+      </w:r>
+      <w:r>
+        <w:rPr>
+          <w:rFonts w:ascii="Times New Roman" w:hAnsi="Times New Roman"/>
+          <w:sz w:val="24"/>
+        </w:rPr>
+        <w:t xml:space="preserve"> Ангельські сили на гробі Т</w:t>
+      </w:r>
+      <w:r>
+        <w:rPr>
+          <w:rFonts w:ascii="Times New Roman" w:hAnsi="Times New Roman"/>
+          <w:sz w:val="24"/>
+        </w:rPr>
+        <w:t>воїм * і ті, що стерегли, змертвіли * і стояла Марія у гробі, * шукаючи пречистого тіла твого. * Полонив Ти ада, та не спокусився ним, * зустрів єси Діву, даруючи життя. * Воскреслий з мертвих Господи, слава Тобі.</w:t>
       </w:r>
     </w:p>
     <w:p>
@@ -4859,23 +4894,47 @@
       </w:r>
     </w:p>
     <w:p>
-      <w:pPr>
-        <w:spacing w:line="240" w:lineRule="auto"/>
-        <w:rPr>
-          <w:rFonts w:ascii="Times New Roman" w:hAnsi="Times New Roman"/>
-          <w:i/>
-          <w:color w:val="FF0000"/>
-          <w:sz w:val="24"/>
-        </w:rPr>
-      </w:pPr>
-      <w:r>
-        <w:rPr>
-          <w:rFonts w:ascii="Times New Roman" w:hAnsi="Times New Roman"/>
-          <w:i/>
-          <w:color w:val="FF0000"/>
-          <w:sz w:val="24"/>
-        </w:rPr>
-        <w:t xml:space="preserve">Кондак </w:t>
+      <w:r>
+        <w:rPr>
+          <w:rFonts w:ascii="Times New Roman" w:hAnsi="Times New Roman"/>
+          <w:i/>
+          <w:color w:val="FF4400"/>
+          <w:sz w:val="24"/>
+        </w:rPr>
+        <w:t>Кондак (г. 3):</w:t>
+      </w:r>
+      <w:r>
+        <w:rPr>
+          <w:rFonts w:ascii="Times New Roman" w:hAnsi="Times New Roman"/>
+          <w:i/>
+          <w:color w:val="FF0000"/>
+          <w:sz w:val="24"/>
+        </w:rPr>
+        <w:t xml:space="preserve"> </w:t>
+      </w:r>
+      <w:r>
+        <w:rPr>
+          <w:rFonts w:ascii="Times New Roman" w:hAnsi="Times New Roman"/>
+          <w:color w:val="333333"/>
+          <w:sz w:val="24"/>
+        </w:rPr>
+        <w:t xml:space="preserve">Від батьківської слави Твоєї я віддалився безумно,* у злому я розтратив багатство, яке передав Ти мені.* Тому Тобі блудного голос приношу:* Согрішив я перед Тобою, Отче щедрий, прийми мене – каюся,* і вчини мене, як одного з </w:t>
+      </w:r>
+      <w:r>
+        <w:rPr>
+          <w:rFonts w:ascii="Times New Roman" w:hAnsi="Times New Roman"/>
+          <w:color w:val="333333"/>
+          <w:sz w:val="24"/>
+        </w:rPr>
+        <w:t>наємників</w:t>
+      </w:r>
+      <w:r>
+        <w:rPr>
+          <w:rFonts w:ascii="Times New Roman" w:hAnsi="Times New Roman"/>
+          <w:color w:val="333333"/>
+          <w:sz w:val="24"/>
+        </w:rPr>
+        <w:t xml:space="preserve"> Твоїх.</w:t>
       </w:r>
     </w:p>
     <w:p>
@@ -7054,23 +7113,28 @@
       </w:r>
     </w:p>
     <w:p>
-      <w:pPr>
-        <w:spacing w:line="240" w:lineRule="auto"/>
-        <w:rPr>
-          <w:rFonts w:ascii="Times New Roman" w:hAnsi="Times New Roman"/>
-          <w:i/>
-          <w:color w:val="FF0000"/>
-          <w:sz w:val="24"/>
-        </w:rPr>
-      </w:pPr>
-      <w:r>
-        <w:rPr>
-          <w:rFonts w:ascii="Times New Roman" w:hAnsi="Times New Roman"/>
-          <w:i/>
-          <w:color w:val="FF0000"/>
-          <w:sz w:val="24"/>
-        </w:rPr>
-        <w:t xml:space="preserve">Тропар </w:t>
+      <w:r>
+        <w:rPr>
+          <w:rFonts w:ascii="Times New Roman" w:hAnsi="Times New Roman"/>
+          <w:i/>
+          <w:color w:val="FF0000"/>
+          <w:sz w:val="24"/>
+        </w:rPr>
+        <w:t>Тропар (г. 6):</w:t>
+      </w:r>
+      <w:r>
+        <w:rPr>
+          <w:rFonts w:ascii="Times New Roman" w:hAnsi="Times New Roman"/>
+          <w:sz w:val="24"/>
+        </w:rPr>
+        <w:t xml:space="preserve"> Ангельські сили на гробі Т</w:t>
+      </w:r>
+      <w:r>
+        <w:rPr>
+          <w:rFonts w:ascii="Times New Roman" w:hAnsi="Times New Roman"/>
+          <w:sz w:val="24"/>
+        </w:rPr>
+        <w:t>воїм * і ті, що стерегли, змертвіли * і стояла Марія у гробі, * шукаючи пречистого тіла твого. * Полонив Ти ада, та не спокусився ним, * зустрів єси Діву, даруючи життя. * Воскреслий з мертвих Господи, слава Тобі.</w:t>
       </w:r>
     </w:p>
     <w:p>
@@ -7558,23 +7622,47 @@
       </w:r>
     </w:p>
     <w:p>
-      <w:pPr>
-        <w:spacing w:line="240" w:lineRule="auto"/>
-        <w:rPr>
-          <w:rFonts w:ascii="Times New Roman" w:hAnsi="Times New Roman"/>
-          <w:i/>
-          <w:color w:val="FF0000"/>
-          <w:sz w:val="24"/>
-        </w:rPr>
-      </w:pPr>
-      <w:r>
-        <w:rPr>
-          <w:rFonts w:ascii="Times New Roman" w:hAnsi="Times New Roman"/>
-          <w:i/>
-          <w:color w:val="FF0000"/>
-          <w:sz w:val="24"/>
-        </w:rPr>
-        <w:t xml:space="preserve">Кондак </w:t>
+      <w:r>
+        <w:rPr>
+          <w:rFonts w:ascii="Times New Roman" w:hAnsi="Times New Roman"/>
+          <w:i/>
+          <w:color w:val="FF4400"/>
+          <w:sz w:val="24"/>
+        </w:rPr>
+        <w:t>Кондак (г. 3):</w:t>
+      </w:r>
+      <w:r>
+        <w:rPr>
+          <w:rFonts w:ascii="Times New Roman" w:hAnsi="Times New Roman"/>
+          <w:i/>
+          <w:color w:val="FF0000"/>
+          <w:sz w:val="24"/>
+        </w:rPr>
+        <w:t xml:space="preserve"> </w:t>
+      </w:r>
+      <w:r>
+        <w:rPr>
+          <w:rFonts w:ascii="Times New Roman" w:hAnsi="Times New Roman"/>
+          <w:color w:val="333333"/>
+          <w:sz w:val="24"/>
+        </w:rPr>
+        <w:t xml:space="preserve">Від батьківської слави Твоєї я віддалився безумно,* у злому я розтратив багатство, яке передав Ти мені.* Тому Тобі блудного голос приношу:* Согрішив я перед Тобою, Отче щедрий, прийми мене – каюся,* і вчини мене, як одного з </w:t>
+      </w:r>
+      <w:r>
+        <w:rPr>
+          <w:rFonts w:ascii="Times New Roman" w:hAnsi="Times New Roman"/>
+          <w:color w:val="333333"/>
+          <w:sz w:val="24"/>
+        </w:rPr>
+        <w:t>наємників</w:t>
+      </w:r>
+      <w:r>
+        <w:rPr>
+          <w:rFonts w:ascii="Times New Roman" w:hAnsi="Times New Roman"/>
+          <w:color w:val="333333"/>
+          <w:sz w:val="24"/>
+        </w:rPr>
+        <w:t xml:space="preserve"> Твоїх.</w:t>
       </w:r>
     </w:p>
     <w:p>
@@ -9540,23 +9628,28 @@
       </w:r>
     </w:p>
     <w:p>
-      <w:pPr>
-        <w:spacing w:line="240" w:lineRule="auto"/>
-        <w:rPr>
-          <w:rFonts w:ascii="Times New Roman" w:hAnsi="Times New Roman"/>
-          <w:i/>
-          <w:color w:val="FF0000"/>
-          <w:sz w:val="24"/>
-        </w:rPr>
-      </w:pPr>
-      <w:r>
-        <w:rPr>
-          <w:rFonts w:ascii="Times New Roman" w:hAnsi="Times New Roman"/>
-          <w:i/>
-          <w:color w:val="FF0000"/>
-          <w:sz w:val="24"/>
-        </w:rPr>
-        <w:t xml:space="preserve">Тропар </w:t>
+      <w:r>
+        <w:rPr>
+          <w:rFonts w:ascii="Times New Roman" w:hAnsi="Times New Roman"/>
+          <w:i/>
+          <w:color w:val="FF0000"/>
+          <w:sz w:val="24"/>
+        </w:rPr>
+        <w:t>Тропар (г. 6):</w:t>
+      </w:r>
+      <w:r>
+        <w:rPr>
+          <w:rFonts w:ascii="Times New Roman" w:hAnsi="Times New Roman"/>
+          <w:sz w:val="24"/>
+        </w:rPr>
+        <w:t xml:space="preserve"> Ангельські сили на гробі Т</w:t>
+      </w:r>
+      <w:r>
+        <w:rPr>
+          <w:rFonts w:ascii="Times New Roman" w:hAnsi="Times New Roman"/>
+          <w:sz w:val="24"/>
+        </w:rPr>
+        <w:t>воїм * і ті, що стерегли, змертвіли * і стояла Марія у гробі, * шукаючи пречистого тіла твого. * Полонив Ти ада, та не спокусився ним, * зустрів єси Діву, даруючи життя. * Воскреслий з мертвих Господи, слава Тобі.</w:t>
       </w:r>
     </w:p>
     <w:p>
@@ -10023,23 +10116,47 @@
       </w:r>
     </w:p>
     <w:p>
-      <w:pPr>
-        <w:spacing w:line="240" w:lineRule="auto"/>
-        <w:rPr>
-          <w:rFonts w:ascii="Times New Roman" w:hAnsi="Times New Roman"/>
-          <w:i/>
-          <w:color w:val="FF0000"/>
-          <w:sz w:val="24"/>
-        </w:rPr>
-      </w:pPr>
-      <w:r>
-        <w:rPr>
-          <w:rFonts w:ascii="Times New Roman" w:hAnsi="Times New Roman"/>
-          <w:i/>
-          <w:color w:val="FF0000"/>
-          <w:sz w:val="24"/>
-        </w:rPr>
-        <w:t xml:space="preserve">Кондак </w:t>
+      <w:r>
+        <w:rPr>
+          <w:rFonts w:ascii="Times New Roman" w:hAnsi="Times New Roman"/>
+          <w:i/>
+          <w:color w:val="FF4400"/>
+          <w:sz w:val="24"/>
+        </w:rPr>
+        <w:t>Кондак (г. 3):</w:t>
+      </w:r>
+      <w:r>
+        <w:rPr>
+          <w:rFonts w:ascii="Times New Roman" w:hAnsi="Times New Roman"/>
+          <w:i/>
+          <w:color w:val="FF0000"/>
+          <w:sz w:val="24"/>
+        </w:rPr>
+        <w:t xml:space="preserve"> </w:t>
+      </w:r>
+      <w:r>
+        <w:rPr>
+          <w:rFonts w:ascii="Times New Roman" w:hAnsi="Times New Roman"/>
+          <w:color w:val="333333"/>
+          <w:sz w:val="24"/>
+        </w:rPr>
+        <w:t xml:space="preserve">Від батьківської слави Твоєї я віддалився безумно,* у злому я розтратив багатство, яке передав Ти мені.* Тому Тобі блудного голос приношу:* Согрішив я перед Тобою, Отче щедрий, прийми мене – каюся,* і вчини мене, як одного з </w:t>
+      </w:r>
+      <w:r>
+        <w:rPr>
+          <w:rFonts w:ascii="Times New Roman" w:hAnsi="Times New Roman"/>
+          <w:color w:val="333333"/>
+          <w:sz w:val="24"/>
+        </w:rPr>
+        <w:t>наємників</w:t>
+      </w:r>
+      <w:r>
+        <w:rPr>
+          <w:rFonts w:ascii="Times New Roman" w:hAnsi="Times New Roman"/>
+          <w:color w:val="333333"/>
+          <w:sz w:val="24"/>
+        </w:rPr>
+        <w:t xml:space="preserve"> Твоїх.</w:t>
       </w:r>
     </w:p>
     <w:p>
